--- a/data/Dialogues Bilateral_8th Meeting of the Mechanism for Bilateral Political Consultations between the European Union and Ecuador.docx
+++ b/data/Dialogues Bilateral_8th Meeting of the Mechanism for Bilateral Political Consultations between the European Union and Ecuador.docx
@@ -38,7 +38,7 @@
         <w:t xml:space="preserve">Location</w:t>
       </w:r>
       <w:r>
-        <w:t xml:space="preserve">: Ecuador</w:t>
+        <w:t xml:space="preserve">: Location not specified</w:t>
       </w:r>
     </w:p>
     <w:bookmarkStart w:id="20" w:name="executive-summary"/>
@@ -158,68 +158,14 @@
         <w:t xml:space="preserve">Main Themes</w:t>
       </w:r>
     </w:p>
-    <w:tbl>
-      <w:tblPr>
-        <w:tblStyle w:val="Table"/>
-        <w:tblW w:type="auto" w:w="0"/>
-        <w:tblLook w:firstRow="1" w:lastRow="0" w:firstColumn="0" w:lastColumn="0" w:noHBand="0" w:noVBand="0" w:val="0020"/>
-      </w:tblPr>
-      <w:tblGrid>
-        <w:gridCol w:w="3960"/>
-        <w:gridCol w:w="3960"/>
-      </w:tblGrid>
-      <w:tr>
-        <w:trPr>
-          <w:tblHeader w:val="on"/>
-        </w:trPr>
-        <w:tc>
-          <w:tcPr/>
-          <w:p>
-            <w:pPr>
-              <w:pStyle w:val="Compact"/>
-            </w:pPr>
-            <w:r>
-              <w:t xml:space="preserve">Category</w:t>
-            </w:r>
-          </w:p>
-        </w:tc>
-        <w:tc>
-          <w:tcPr/>
-          <w:p>
-            <w:pPr>
-              <w:pStyle w:val="Compact"/>
-            </w:pPr>
-            <w:r>
-              <w:t xml:space="preserve">Subcategory</w:t>
-            </w:r>
-          </w:p>
-        </w:tc>
-      </w:tr>
-      <w:tr>
-        <w:tc>
-          <w:tcPr/>
-          <w:p>
-            <w:pPr>
-              <w:pStyle w:val="Compact"/>
-            </w:pPr>
-            <w:r>
-              <w:t xml:space="preserve">Regional &amp; International Cooperation</w:t>
-            </w:r>
-          </w:p>
-        </w:tc>
-        <w:tc>
-          <w:tcPr/>
-          <w:p>
-            <w:pPr>
-              <w:pStyle w:val="Compact"/>
-            </w:pPr>
-            <w:r>
-              <w:t xml:space="preserve">EU-LAC Digital Alliance</w:t>
-            </w:r>
-          </w:p>
-        </w:tc>
-      </w:tr>
-    </w:tbl>
+    <w:p>
+      <w:pPr>
+        <w:pStyle w:val="FirstParagraph"/>
+      </w:pPr>
+      <w:r>
+        <w:t xml:space="preserve">No themes identified.</w:t>
+      </w:r>
+    </w:p>
     <w:bookmarkEnd w:id="23"/>
     <w:bookmarkStart w:id="24" w:name="practical-applications"/>
     <w:p>
